--- a/Documentacion/Entregas/Entrega_1_AdrianRodriguezRodriguez.docx
+++ b/Documentacion/Entregas/Entrega_1_AdrianRodriguezRodriguez.docx
@@ -17,21 +17,8 @@
         <w:jc w:val="center"/>
       </w:pPr>
       <w:r>
-        <w:t xml:space="preserve">Proyecto: </w:t>
-      </w:r>
-      <w:proofErr w:type="spellStart"/>
-      <w:r>
-        <w:t>Dungeon</w:t>
-      </w:r>
-      <w:proofErr w:type="spellEnd"/>
-      <w:r>
-        <w:t xml:space="preserve"> </w:t>
-      </w:r>
-      <w:proofErr w:type="spellStart"/>
-      <w:r>
-        <w:t>Fighter</w:t>
-      </w:r>
-      <w:proofErr w:type="spellEnd"/>
+        <w:t>Proyecto: Dungeon Fighter</w:t>
+      </w:r>
     </w:p>
     <w:p/>
     <w:p/>
@@ -205,6 +192,13 @@
     <w:p/>
     <w:sdt>
       <w:sdtPr>
+        <w:rPr>
+          <w:rFonts w:ascii="Berlin Sans FB" w:eastAsiaTheme="minorHAnsi" w:hAnsi="Berlin Sans FB" w:cstheme="minorBidi"/>
+          <w:color w:val="262626" w:themeColor="text1" w:themeTint="D9"/>
+          <w:sz w:val="22"/>
+          <w:szCs w:val="22"/>
+          <w:lang w:eastAsia="en-US"/>
+        </w:rPr>
         <w:id w:val="5485707"/>
         <w:docPartObj>
           <w:docPartGallery w:val="Table of Contents"/>
@@ -213,13 +207,8 @@
       </w:sdtPr>
       <w:sdtEndPr>
         <w:rPr>
-          <w:rFonts w:ascii="Berlin Sans FB" w:eastAsiaTheme="minorHAnsi" w:hAnsi="Berlin Sans FB" w:cstheme="minorBidi"/>
           <w:b/>
           <w:bCs/>
-          <w:color w:val="262626" w:themeColor="text1" w:themeTint="D9"/>
-          <w:sz w:val="22"/>
-          <w:szCs w:val="22"/>
-          <w:lang w:eastAsia="en-US"/>
         </w:rPr>
       </w:sdtEndPr>
       <w:sdtContent>
@@ -1795,33 +1784,20 @@
       <w:r>
         <w:br/>
       </w:r>
-      <w:proofErr w:type="spellStart"/>
-      <w:r>
-        <w:t>Dungeon</w:t>
-      </w:r>
-      <w:proofErr w:type="spellEnd"/>
+      <w:r>
+        <w:t>Dungeon Fighter es un videojuego de acción y exploración en 2D con una perspectiva “Top-Down”, comúnmente conocido como “Falso 3D”. Desarrollado en el motor de videojuegos Unity y programado en C#. El proyecto situará al jugador en el rol de un luchador que deberá aventurarse en una serie de mazmorras interconectadas.</w:t>
+      </w:r>
+    </w:p>
+    <w:p>
+      <w:r>
+        <w:t>El bucle principal del juego consistirá en explorar</w:t>
+      </w:r>
+      <w:r>
+        <w:t xml:space="preserve"> diferentes</w:t>
+      </w:r>
       <w:r>
         <w:t xml:space="preserve"> </w:t>
       </w:r>
-      <w:proofErr w:type="spellStart"/>
-      <w:r>
-        <w:t>Fighter</w:t>
-      </w:r>
-      <w:proofErr w:type="spellEnd"/>
-      <w:r>
-        <w:t xml:space="preserve"> es un videojuego de acción y exploración en 2D con una perspectiva “Top-Down”, comúnmente conocido como “Falso 3D”. Desarrollado en el motor de videojuegos Unity y programado en C#. El proyecto situará al jugador en el rol de un luchador que deberá aventurarse en una serie de mazmorras interconectadas.</w:t>
-      </w:r>
-    </w:p>
-    <w:p>
-      <w:r>
-        <w:t>El bucle principal del juego consistirá en explorar</w:t>
-      </w:r>
-      <w:r>
-        <w:t xml:space="preserve"> diferentes</w:t>
-      </w:r>
-      <w:r>
-        <w:t xml:space="preserve"> </w:t>
-      </w:r>
       <w:r>
         <w:t>salas</w:t>
       </w:r>
@@ -1829,31 +1805,7 @@
         <w:t>, derrotar a los enemigos que habitan</w:t>
       </w:r>
       <w:r>
-        <w:t>, gestionar recursos limitados (como la vida y las llaves) y avanzar hasta encontrar y vencer al jefe final de la mazmorra. El juego se inspira en clásicos del género “</w:t>
-      </w:r>
-      <w:proofErr w:type="spellStart"/>
-      <w:r>
-        <w:t>Dungeon</w:t>
-      </w:r>
-      <w:proofErr w:type="spellEnd"/>
-      <w:r>
-        <w:t xml:space="preserve"> </w:t>
-      </w:r>
-      <w:proofErr w:type="spellStart"/>
-      <w:r>
-        <w:t>Crawler</w:t>
-      </w:r>
-      <w:proofErr w:type="spellEnd"/>
-      <w:r>
-        <w:t xml:space="preserve"> y “</w:t>
-      </w:r>
-      <w:proofErr w:type="spellStart"/>
-      <w:r>
-        <w:t>Roguelite</w:t>
-      </w:r>
-      <w:proofErr w:type="spellEnd"/>
-      <w:r>
-        <w:t>”, pero se enfocará en una experiencia de un solo jugador.</w:t>
+        <w:t>, gestionar recursos limitados (como la vida y las llaves) y avanzar hasta encontrar y vencer al jefe final de la mazmorra. El juego se inspira en clásicos del género “Dungeon Crawler y “Roguelite”, pero se enfocará en una experiencia de un solo jugador.</w:t>
       </w:r>
     </w:p>
     <w:p>
@@ -1863,52 +1815,12 @@
     </w:p>
     <w:p>
       <w:r>
-        <w:t>El proyecto implementará un sistema completo de interfaz de usuario “UI”, incluyendo un menú principal, un menú de pausa, una pantalla de “</w:t>
-      </w:r>
-      <w:proofErr w:type="spellStart"/>
-      <w:r>
-        <w:t>Game</w:t>
-      </w:r>
-      <w:proofErr w:type="spellEnd"/>
-      <w:r>
-        <w:t xml:space="preserve"> </w:t>
-      </w:r>
-      <w:proofErr w:type="spellStart"/>
-      <w:r>
-        <w:t>Over</w:t>
-      </w:r>
-      <w:proofErr w:type="spellEnd"/>
-      <w:r>
-        <w:t>” y un HUD (</w:t>
-      </w:r>
-      <w:proofErr w:type="spellStart"/>
-      <w:r>
-        <w:t>Heads</w:t>
-      </w:r>
-      <w:proofErr w:type="spellEnd"/>
-      <w:r>
-        <w:t xml:space="preserve">-Up </w:t>
-      </w:r>
-      <w:proofErr w:type="spellStart"/>
-      <w:r>
-        <w:t>Display</w:t>
-      </w:r>
-      <w:proofErr w:type="spellEnd"/>
-      <w:r>
-        <w:t>) en partida que mostrará la información vital como la vida del jugador y su inventario.</w:t>
-      </w:r>
-    </w:p>
-    <w:p>
-      <w:r>
-        <w:t>Finalmente, una característica clave será el sistema de persistencia de datos. El juego contará con un sistema de guardado y carga de partidas que almacenará el estado del juego (posición, vida, inventario…) y el estado del mundo (enemigos derrotados, cofres abiertos…) en una base de datos en la nube (</w:t>
-      </w:r>
-      <w:proofErr w:type="spellStart"/>
-      <w:r>
-        <w:t>Firebase</w:t>
-      </w:r>
-      <w:proofErr w:type="spellEnd"/>
-      <w:r>
-        <w:t>), permitiendo al usuario continuar su progreso en cualquier momento.</w:t>
+        <w:t>El proyecto implementará un sistema completo de interfaz de usuario “UI”, incluyendo un menú principal, un menú de pausa, una pantalla de “Game Over” y un HUD (Heads-Up Display) en partida que mostrará la información vital como la vida del jugador y su inventario.</w:t>
+      </w:r>
+    </w:p>
+    <w:p>
+      <w:r>
+        <w:t>Finalmente, una característica clave será el sistema de persistencia de datos. El juego contará con un sistema de guardado y carga de partidas que almacenará el estado del juego (posición, vida, inventario…) y el estado del mundo (enemigos derrotados, cofres abiertos…) en una base de datos en la nube (Firebase), permitiendo al usuario continuar su progreso en cualquier momento.</w:t>
       </w:r>
       <w:r>
         <w:br/>
@@ -1920,16 +1832,7 @@
       </w:pPr>
       <w:bookmarkStart w:id="2" w:name="_Toc212113870"/>
       <w:r>
-        <w:t>1.</w:t>
-      </w:r>
-      <w:r>
-        <w:t>2</w:t>
-      </w:r>
-      <w:r>
-        <w:t xml:space="preserve"> </w:t>
-      </w:r>
-      <w:r>
-        <w:t>Justificación</w:t>
+        <w:t>1.2 Justificación</w:t>
       </w:r>
       <w:bookmarkEnd w:id="2"/>
     </w:p>
@@ -1965,23 +1868,7 @@
         </w:numPr>
       </w:pPr>
       <w:r>
-        <w:t xml:space="preserve">Gestión de Base de Datos: La implementación de un sistema de guardado funcional nos obligará a diseñar y consumir una base de datos. Al optar por </w:t>
-      </w:r>
-      <w:proofErr w:type="spellStart"/>
-      <w:r>
-        <w:t>Firebase</w:t>
-      </w:r>
-      <w:proofErr w:type="spellEnd"/>
-      <w:r>
-        <w:t>, se abordarán contenidos de NoSQL (</w:t>
-      </w:r>
-      <w:proofErr w:type="spellStart"/>
-      <w:r>
-        <w:t>Firestore</w:t>
-      </w:r>
-      <w:proofErr w:type="spellEnd"/>
-      <w:r>
-        <w:t>) como sistemas de autentificación de usuarios.</w:t>
+        <w:t>Gestión de Base de Datos: La implementación de un sistema de guardado funcional nos obligará a diseñar y consumir una base de datos. Al optar por Firebase, se abordarán contenidos de NoSQL (Firestore) como sistemas de autentificación de usuarios.</w:t>
       </w:r>
     </w:p>
     <w:p>
@@ -2097,15 +1984,7 @@
         </w:numPr>
       </w:pPr>
       <w:r>
-        <w:t xml:space="preserve">Un </w:t>
-      </w:r>
-      <w:proofErr w:type="gramStart"/>
-      <w:r>
-        <w:t>Jefe</w:t>
-      </w:r>
-      <w:proofErr w:type="gramEnd"/>
-      <w:r>
-        <w:t xml:space="preserve"> Final con mecánicas de ataque diferentes a los enemigos básicos.</w:t>
+        <w:t>Un Jefe Final con mecánicas de ataque diferentes a los enemigos básicos.</w:t>
       </w:r>
     </w:p>
     <w:p>
@@ -2180,59 +2059,19 @@
         </w:numPr>
       </w:pPr>
       <w:r>
-        <w:t>Sistema de autenticación de usuarios (</w:t>
-      </w:r>
-      <w:proofErr w:type="spellStart"/>
-      <w:r>
-        <w:t>Login</w:t>
-      </w:r>
-      <w:proofErr w:type="spellEnd"/>
-      <w:r>
-        <w:t xml:space="preserve">/Registro) usando </w:t>
-      </w:r>
-      <w:proofErr w:type="spellStart"/>
-      <w:r>
-        <w:t>Firebase</w:t>
-      </w:r>
-      <w:proofErr w:type="spellEnd"/>
-      <w:r>
-        <w:t xml:space="preserve"> </w:t>
-      </w:r>
-      <w:proofErr w:type="spellStart"/>
-      <w:r>
-        <w:t>Authentication</w:t>
-      </w:r>
-      <w:proofErr w:type="spellEnd"/>
-      <w:r>
-        <w:t>.</w:t>
-      </w:r>
-    </w:p>
-    <w:p>
-      <w:pPr>
-        <w:pStyle w:val="Prrafodelista"/>
-        <w:numPr>
-          <w:ilvl w:val="0"/>
-          <w:numId w:val="3"/>
-        </w:numPr>
-      </w:pPr>
-      <w:r>
-        <w:t xml:space="preserve">Flujo de UI completo: Menú principal, pausa, </w:t>
-      </w:r>
-      <w:proofErr w:type="spellStart"/>
-      <w:r>
-        <w:t>game</w:t>
-      </w:r>
-      <w:proofErr w:type="spellEnd"/>
-      <w:r>
-        <w:t xml:space="preserve"> </w:t>
-      </w:r>
-      <w:proofErr w:type="spellStart"/>
-      <w:r>
-        <w:t>over</w:t>
-      </w:r>
-      <w:proofErr w:type="spellEnd"/>
-      <w:r>
-        <w:t>, HUD…</w:t>
+        <w:t>Sistema de autenticación de usuarios (Login/Registro) usando Firebase Authentication.</w:t>
+      </w:r>
+    </w:p>
+    <w:p>
+      <w:pPr>
+        <w:pStyle w:val="Prrafodelista"/>
+        <w:numPr>
+          <w:ilvl w:val="0"/>
+          <w:numId w:val="3"/>
+        </w:numPr>
+      </w:pPr>
+      <w:r>
+        <w:t>Flujo de UI completo: Menú principal, pausa, game over, HUD…</w:t>
       </w:r>
     </w:p>
     <w:p>
@@ -2267,31 +2106,7 @@
         <w:br/>
       </w:r>
       <w:r>
-        <w:t>El género de “</w:t>
-      </w:r>
-      <w:proofErr w:type="spellStart"/>
-      <w:r>
-        <w:t>Dungeon</w:t>
-      </w:r>
-      <w:proofErr w:type="spellEnd"/>
-      <w:r>
-        <w:t xml:space="preserve"> </w:t>
-      </w:r>
-      <w:proofErr w:type="spellStart"/>
-      <w:r>
-        <w:t>Crawler</w:t>
-      </w:r>
-      <w:proofErr w:type="spellEnd"/>
-      <w:r>
-        <w:t>” top-</w:t>
-      </w:r>
-      <w:proofErr w:type="spellStart"/>
-      <w:r>
-        <w:t>down</w:t>
-      </w:r>
-      <w:proofErr w:type="spellEnd"/>
-      <w:r>
-        <w:t xml:space="preserve"> es un mercado maduro y popular, especialmente en la escena “indie”.</w:t>
+        <w:t>El género de “Dungeon Crawler” top-down es un mercado maduro y popular, especialmente en la escena “indie”.</w:t>
       </w:r>
     </w:p>
     <w:p>
@@ -2307,207 +2122,37 @@
           <w:numId w:val="3"/>
         </w:numPr>
       </w:pPr>
-      <w:proofErr w:type="spellStart"/>
-      <w:r>
-        <w:t>The</w:t>
-      </w:r>
-      <w:proofErr w:type="spellEnd"/>
-      <w:r>
-        <w:t xml:space="preserve"> </w:t>
-      </w:r>
-      <w:proofErr w:type="spellStart"/>
-      <w:r>
-        <w:t>Binding</w:t>
-      </w:r>
-      <w:proofErr w:type="spellEnd"/>
-      <w:r>
-        <w:t xml:space="preserve"> </w:t>
-      </w:r>
-      <w:proofErr w:type="spellStart"/>
-      <w:r>
-        <w:t>of</w:t>
-      </w:r>
-      <w:proofErr w:type="spellEnd"/>
-      <w:r>
-        <w:t xml:space="preserve"> Isaac: Un pilar del género “</w:t>
-      </w:r>
-      <w:proofErr w:type="spellStart"/>
-      <w:r>
-        <w:t>roguelite</w:t>
-      </w:r>
-      <w:proofErr w:type="spellEnd"/>
-      <w:r>
-        <w:t xml:space="preserve">”. Su éxito radica en la generación procedural y la inmensa cantidad de ítems. </w:t>
-      </w:r>
-      <w:proofErr w:type="spellStart"/>
-      <w:r>
-        <w:t>Dungeon</w:t>
-      </w:r>
-      <w:proofErr w:type="spellEnd"/>
-      <w:r>
-        <w:t xml:space="preserve"> </w:t>
-      </w:r>
-      <w:proofErr w:type="spellStart"/>
-      <w:r>
-        <w:t>Fighter</w:t>
-      </w:r>
-      <w:proofErr w:type="spellEnd"/>
-      <w:r>
-        <w:t xml:space="preserve"> no competirá en la generación procedural, sino que ofrecerá una experiencia más diseñada y lineal.</w:t>
-      </w:r>
-    </w:p>
-    <w:p>
-      <w:pPr>
-        <w:pStyle w:val="Prrafodelista"/>
-        <w:numPr>
-          <w:ilvl w:val="0"/>
-          <w:numId w:val="3"/>
-        </w:numPr>
-      </w:pPr>
-      <w:proofErr w:type="spellStart"/>
-      <w:r>
-        <w:t>Enter</w:t>
-      </w:r>
-      <w:proofErr w:type="spellEnd"/>
-      <w:r>
-        <w:t xml:space="preserve"> </w:t>
-      </w:r>
-      <w:proofErr w:type="spellStart"/>
-      <w:r>
-        <w:t>the</w:t>
-      </w:r>
-      <w:proofErr w:type="spellEnd"/>
-      <w:r>
-        <w:t xml:space="preserve"> </w:t>
-      </w:r>
-      <w:proofErr w:type="spellStart"/>
-      <w:r>
-        <w:t>Gungeon</w:t>
-      </w:r>
-      <w:proofErr w:type="spellEnd"/>
-      <w:r>
-        <w:t>: Similar en perspectiva y género, pero enfocado en el combate con armas de fuego. Comparte la estética pixel art y el bucle de “limpiar salas.</w:t>
-      </w:r>
-    </w:p>
-    <w:p>
-      <w:pPr>
-        <w:pStyle w:val="Prrafodelista"/>
-        <w:numPr>
-          <w:ilvl w:val="0"/>
-          <w:numId w:val="3"/>
-        </w:numPr>
-      </w:pPr>
-      <w:r>
-        <w:t xml:space="preserve">Clásicos (ej. </w:t>
-      </w:r>
-      <w:proofErr w:type="spellStart"/>
-      <w:r>
-        <w:t>The</w:t>
-      </w:r>
-      <w:proofErr w:type="spellEnd"/>
-      <w:r>
-        <w:t xml:space="preserve"> </w:t>
-      </w:r>
-      <w:proofErr w:type="spellStart"/>
-      <w:r>
-        <w:t>Legend</w:t>
-      </w:r>
-      <w:proofErr w:type="spellEnd"/>
-      <w:r>
-        <w:t xml:space="preserve"> </w:t>
-      </w:r>
-      <w:proofErr w:type="spellStart"/>
-      <w:r>
-        <w:t>of</w:t>
-      </w:r>
-      <w:proofErr w:type="spellEnd"/>
-      <w:r>
-        <w:t xml:space="preserve"> Zelda: A Link </w:t>
-      </w:r>
-      <w:proofErr w:type="spellStart"/>
-      <w:r>
-        <w:t>to</w:t>
-      </w:r>
-      <w:proofErr w:type="spellEnd"/>
-      <w:r>
-        <w:t xml:space="preserve"> </w:t>
-      </w:r>
-      <w:proofErr w:type="spellStart"/>
-      <w:r>
-        <w:t>the</w:t>
-      </w:r>
-      <w:proofErr w:type="spellEnd"/>
-      <w:r>
-        <w:t xml:space="preserve"> </w:t>
-      </w:r>
-      <w:proofErr w:type="spellStart"/>
-      <w:r>
-        <w:t>Past</w:t>
-      </w:r>
-      <w:proofErr w:type="spellEnd"/>
-      <w:r>
-        <w:t>): Aunque son juegos de aventura, establecieron las convenciones del movimiento top-</w:t>
-      </w:r>
-      <w:proofErr w:type="spellStart"/>
-      <w:r>
-        <w:t>down</w:t>
-      </w:r>
-      <w:proofErr w:type="spellEnd"/>
-      <w:r>
-        <w:t xml:space="preserve">, la exploración de mazmorras y el combate que </w:t>
-      </w:r>
-      <w:proofErr w:type="spellStart"/>
-      <w:r>
-        <w:t>Dungeon</w:t>
-      </w:r>
-      <w:proofErr w:type="spellEnd"/>
-      <w:r>
-        <w:t xml:space="preserve"> </w:t>
-      </w:r>
-      <w:proofErr w:type="spellStart"/>
-      <w:r>
-        <w:t>Fighter</w:t>
-      </w:r>
-      <w:proofErr w:type="spellEnd"/>
-      <w:r>
-        <w:t xml:space="preserve"> busca emular en su sistema.</w:t>
-      </w:r>
-    </w:p>
-    <w:p>
-      <w:r>
-        <w:t xml:space="preserve">Diferenciación: </w:t>
-      </w:r>
-      <w:proofErr w:type="spellStart"/>
-      <w:r>
-        <w:t>Dungeon</w:t>
-      </w:r>
-      <w:proofErr w:type="spellEnd"/>
-      <w:r>
-        <w:t xml:space="preserve"> </w:t>
-      </w:r>
-      <w:proofErr w:type="spellStart"/>
-      <w:r>
-        <w:t>Fighter</w:t>
-      </w:r>
-      <w:proofErr w:type="spellEnd"/>
-      <w:r>
-        <w:t xml:space="preserve"> no pretende competir comercialmente con estos títulos. Su objetivo será ser un proyecto académico robusto que demuestre competencias técnicas. Su principal diferenciador será ser una experiencia de autor, corta y pulida, que use tecnologías modernas de </w:t>
-      </w:r>
-      <w:proofErr w:type="spellStart"/>
-      <w:r>
-        <w:t>backend</w:t>
-      </w:r>
-      <w:proofErr w:type="spellEnd"/>
-      <w:r>
-        <w:t xml:space="preserve"> (</w:t>
-      </w:r>
-      <w:proofErr w:type="spellStart"/>
-      <w:r>
-        <w:t>Firebase</w:t>
-      </w:r>
-      <w:proofErr w:type="spellEnd"/>
-      <w:r>
-        <w:t>) para la gestión de datos del jugador, algo que muchos juegos indie pequeños resuelven localmente.</w:t>
+      <w:r>
+        <w:t>The Binding of Isaac: Un pilar del género “roguelite”. Su éxito radica en la generación procedural y la inmensa cantidad de ítems. Dungeon Fighter no competirá en la generación procedural, sino que ofrecerá una experiencia más diseñada y lineal.</w:t>
+      </w:r>
+    </w:p>
+    <w:p>
+      <w:pPr>
+        <w:pStyle w:val="Prrafodelista"/>
+        <w:numPr>
+          <w:ilvl w:val="0"/>
+          <w:numId w:val="3"/>
+        </w:numPr>
+      </w:pPr>
+      <w:r>
+        <w:t>Enter the Gungeon: Similar en perspectiva y género, pero enfocado en el combate con armas de fuego. Comparte la estética pixel art y el bucle de “limpiar salas.</w:t>
+      </w:r>
+    </w:p>
+    <w:p>
+      <w:pPr>
+        <w:pStyle w:val="Prrafodelista"/>
+        <w:numPr>
+          <w:ilvl w:val="0"/>
+          <w:numId w:val="3"/>
+        </w:numPr>
+      </w:pPr>
+      <w:r>
+        <w:t>Clásicos (ej. The Legend of Zelda: A Link to the Past): Aunque son juegos de aventura, establecieron las convenciones del movimiento top-down, la exploración de mazmorras y el combate que Dungeon Fighter busca emular en su sistema.</w:t>
+      </w:r>
+    </w:p>
+    <w:p>
+      <w:r>
+        <w:t>Diferenciación: Dungeon Fighter no pretende competir comercialmente con estos títulos. Su objetivo será ser un proyecto académico robusto que demuestre competencias técnicas. Su principal diferenciador será ser una experiencia de autor, corta y pulida, que use tecnologías modernas de backend (Firebase) para la gestión de datos del jugador, algo que muchos juegos indie pequeños resuelven localmente.</w:t>
       </w:r>
     </w:p>
     <w:p/>
@@ -2525,14 +2170,9 @@
         </w:numPr>
       </w:pPr>
       <w:bookmarkStart w:id="5" w:name="_Toc212113873"/>
-      <w:proofErr w:type="spellStart"/>
       <w:r>
         <w:lastRenderedPageBreak/>
-        <w:t>Stack</w:t>
-      </w:r>
-      <w:proofErr w:type="spellEnd"/>
-      <w:r>
-        <w:t xml:space="preserve"> Tecnológico Elegido</w:t>
+        <w:t>Stack Tecnológico Elegido</w:t>
       </w:r>
       <w:bookmarkEnd w:id="5"/>
     </w:p>
@@ -2613,15 +2253,7 @@
           </w:tcPr>
           <w:p>
             <w:r>
-              <w:t xml:space="preserve">Es el estándar de la industria para el desarrollo de juegos 2D y 3D multiplataforma. Ofrece un ecosistema robusto, un sistema de </w:t>
-            </w:r>
-            <w:proofErr w:type="spellStart"/>
-            <w:r>
-              <w:t>Tilemaps</w:t>
-            </w:r>
-            <w:proofErr w:type="spellEnd"/>
-            <w:r>
-              <w:t xml:space="preserve"> 2D y una amplia documentación. </w:t>
+              <w:t xml:space="preserve">Es el estándar de la industria para el desarrollo de juegos 2D y 3D multiplataforma. Ofrece un ecosistema robusto, un sistema de Tilemaps 2D y una amplia documentación. </w:t>
             </w:r>
           </w:p>
         </w:tc>
@@ -2724,15 +2356,7 @@
           </w:tcPr>
           <w:p>
             <w:r>
-              <w:t xml:space="preserve">Sistema </w:t>
-            </w:r>
-            <w:proofErr w:type="spellStart"/>
-            <w:r>
-              <w:t>Tilemap</w:t>
-            </w:r>
-            <w:proofErr w:type="spellEnd"/>
-            <w:r>
-              <w:t xml:space="preserve"> 2D de Unity</w:t>
+              <w:t>Sistema Tilemap 2D de Unity</w:t>
             </w:r>
           </w:p>
         </w:tc>
@@ -2770,13 +2394,8 @@
           </w:tcPr>
           <w:p>
             <w:r>
-              <w:t xml:space="preserve">Unity </w:t>
-            </w:r>
-            <w:proofErr w:type="spellStart"/>
-            <w:r>
-              <w:t>Animator</w:t>
-            </w:r>
-            <w:proofErr w:type="spellEnd"/>
+              <w:t>Unity Animator</w:t>
+            </w:r>
           </w:p>
         </w:tc>
         <w:tc>
@@ -2786,15 +2405,7 @@
           </w:tcPr>
           <w:p>
             <w:r>
-              <w:t>Sistema de máquinas de estado de Unity para gestionar las animaciones 2D basadas en “</w:t>
-            </w:r>
-            <w:proofErr w:type="spellStart"/>
-            <w:r>
-              <w:t>sprites</w:t>
-            </w:r>
-            <w:proofErr w:type="spellEnd"/>
-            <w:r>
-              <w:t>”.</w:t>
+              <w:t>Sistema de máquinas de estado de Unity para gestionar las animaciones 2D basadas en “sprites”.</w:t>
             </w:r>
           </w:p>
         </w:tc>
@@ -2820,11 +2431,9 @@
             <w:shd w:val="clear" w:color="auto" w:fill="F2F2F2" w:themeFill="background1" w:themeFillShade="F2"/>
           </w:tcPr>
           <w:p>
-            <w:proofErr w:type="spellStart"/>
             <w:r>
               <w:t>Firebase</w:t>
             </w:r>
-            <w:proofErr w:type="spellEnd"/>
           </w:p>
         </w:tc>
         <w:tc>
@@ -2834,47 +2443,7 @@
           </w:tcPr>
           <w:p>
             <w:r>
-              <w:t xml:space="preserve">Elección clave. Con SQLite cumple los requisitos de autenticación y rol de administrador. </w:t>
-            </w:r>
-            <w:proofErr w:type="spellStart"/>
-            <w:r>
-              <w:t>Firebase</w:t>
-            </w:r>
-            <w:proofErr w:type="spellEnd"/>
-            <w:r>
-              <w:t xml:space="preserve"> </w:t>
-            </w:r>
-            <w:proofErr w:type="spellStart"/>
-            <w:r>
-              <w:t>Authentication</w:t>
-            </w:r>
-            <w:proofErr w:type="spellEnd"/>
-            <w:r>
-              <w:t xml:space="preserve"> gestionará el </w:t>
-            </w:r>
-            <w:proofErr w:type="spellStart"/>
-            <w:r>
-              <w:t>login</w:t>
-            </w:r>
-            <w:proofErr w:type="spellEnd"/>
-            <w:r>
-              <w:t xml:space="preserve">/registro. </w:t>
-            </w:r>
-            <w:proofErr w:type="spellStart"/>
-            <w:r>
-              <w:t>Firebase</w:t>
-            </w:r>
-            <w:proofErr w:type="spellEnd"/>
-            <w:r>
-              <w:t xml:space="preserve"> </w:t>
-            </w:r>
-            <w:proofErr w:type="spellStart"/>
-            <w:r>
-              <w:t>Firestore</w:t>
-            </w:r>
-            <w:proofErr w:type="spellEnd"/>
-            <w:r>
-              <w:t xml:space="preserve"> almacenará los datos de las partidas.</w:t>
+              <w:t>Usa los servicios de Firebase, usando colecciones y documentos.</w:t>
             </w:r>
           </w:p>
         </w:tc>
@@ -2887,13 +2456,8 @@
           </w:tcPr>
           <w:p>
             <w:r>
-              <w:t xml:space="preserve">Rol de </w:t>
-            </w:r>
-            <w:proofErr w:type="spellStart"/>
-            <w:r>
-              <w:t>Admin</w:t>
-            </w:r>
-            <w:proofErr w:type="spellEnd"/>
+              <w:t>Rol de Admin</w:t>
+            </w:r>
           </w:p>
         </w:tc>
         <w:tc>
@@ -2902,19 +2466,9 @@
             <w:shd w:val="clear" w:color="auto" w:fill="F2F2F2" w:themeFill="background1" w:themeFillShade="F2"/>
           </w:tcPr>
           <w:p>
-            <w:proofErr w:type="spellStart"/>
-            <w:r>
-              <w:t>Firebase</w:t>
-            </w:r>
-            <w:proofErr w:type="spellEnd"/>
-            <w:r>
-              <w:t xml:space="preserve"> </w:t>
-            </w:r>
-            <w:proofErr w:type="spellStart"/>
-            <w:r>
-              <w:t>Console</w:t>
-            </w:r>
-            <w:proofErr w:type="spellEnd"/>
+            <w:r>
+              <w:t>Firebase Console</w:t>
+            </w:r>
           </w:p>
         </w:tc>
         <w:tc>
@@ -2924,23 +2478,7 @@
           </w:tcPr>
           <w:p>
             <w:r>
-              <w:t xml:space="preserve">La propia consola de </w:t>
-            </w:r>
-            <w:proofErr w:type="spellStart"/>
-            <w:r>
-              <w:t>Firebase</w:t>
-            </w:r>
-            <w:proofErr w:type="spellEnd"/>
-            <w:r>
-              <w:t xml:space="preserve"> permitirá un “rol de administrador” para consultar, editar o eliminar datos de usuarios y partidas, cumpliendo el requisito sin necesidad de desarrollar una ventana de </w:t>
-            </w:r>
-            <w:proofErr w:type="spellStart"/>
-            <w:r>
-              <w:t>admin</w:t>
-            </w:r>
-            <w:proofErr w:type="spellEnd"/>
-            <w:r>
-              <w:t xml:space="preserve"> desde cero.</w:t>
+              <w:t>La propia consola de Firebase permitirá un “rol de administrador” para consultar, editar o eliminar datos de usuarios y partidas, cumpliendo el requisito sin necesidad de desarrollar una ventana de admin desde cero.</w:t>
             </w:r>
           </w:p>
         </w:tc>
@@ -2964,13 +2502,8 @@
           </w:tcPr>
           <w:p>
             <w:r>
-              <w:t xml:space="preserve">Git / </w:t>
-            </w:r>
-            <w:proofErr w:type="spellStart"/>
-            <w:r>
-              <w:t>Github</w:t>
-            </w:r>
-            <w:proofErr w:type="spellEnd"/>
+              <w:t>Git / Github</w:t>
+            </w:r>
           </w:p>
         </w:tc>
         <w:tc>
@@ -3007,31 +2540,7 @@
         <w:br/>
       </w:r>
       <w:r>
-        <w:t>Desarrollar un videojuego 2D funcional, completo y pulido de tipo “</w:t>
-      </w:r>
-      <w:proofErr w:type="spellStart"/>
-      <w:r>
-        <w:t>dungeon</w:t>
-      </w:r>
-      <w:proofErr w:type="spellEnd"/>
-      <w:r>
-        <w:t xml:space="preserve"> </w:t>
-      </w:r>
-      <w:proofErr w:type="spellStart"/>
-      <w:r>
-        <w:t>crawler</w:t>
-      </w:r>
-      <w:proofErr w:type="spellEnd"/>
-      <w:r>
-        <w:t>” utilizando Unity y C#, integrando servicios en la nube (</w:t>
-      </w:r>
-      <w:proofErr w:type="spellStart"/>
-      <w:r>
-        <w:t>Firestore</w:t>
-      </w:r>
-      <w:proofErr w:type="spellEnd"/>
-      <w:r>
-        <w:t>) para la persistencia de datos y autenticación de usuarios.</w:t>
+        <w:t>Desarrollar un videojuego 2D funcional, completo y pulido de tipo “dungeon crawler” utilizando Unity y C#, integrando servicios en la nube (Firestore) para la persistencia de datos y autenticación de usuarios.</w:t>
       </w:r>
       <w:r>
         <w:br/>
@@ -3060,102 +2569,30 @@
     </w:p>
     <w:p>
       <w:r>
-        <w:t xml:space="preserve">3. Construir un nivel de juego funcional utilizando el sistema 2D </w:t>
-      </w:r>
-      <w:proofErr w:type="spellStart"/>
-      <w:r>
-        <w:t>Tilemap</w:t>
-      </w:r>
-      <w:proofErr w:type="spellEnd"/>
-      <w:r>
-        <w:t xml:space="preserve"> de Unity, con salas interconectadas.</w:t>
-      </w:r>
-    </w:p>
-    <w:p>
-      <w:r>
-        <w:t xml:space="preserve">4. Desarrollar el flujo completo de la interfaz de usuario (menú, pausa, </w:t>
-      </w:r>
-      <w:proofErr w:type="spellStart"/>
-      <w:r>
-        <w:t>game</w:t>
-      </w:r>
-      <w:proofErr w:type="spellEnd"/>
-      <w:r>
-        <w:t xml:space="preserve"> </w:t>
-      </w:r>
-      <w:proofErr w:type="spellStart"/>
-      <w:r>
-        <w:t>over</w:t>
-      </w:r>
-      <w:proofErr w:type="spellEnd"/>
-      <w:r>
-        <w:t>, HUD…).</w:t>
-      </w:r>
-    </w:p>
-    <w:p>
-      <w:r>
-        <w:t xml:space="preserve">5. Integrar </w:t>
-      </w:r>
-      <w:proofErr w:type="spellStart"/>
-      <w:r>
-        <w:t>Firebase</w:t>
-      </w:r>
-      <w:proofErr w:type="spellEnd"/>
-      <w:r>
-        <w:t xml:space="preserve"> </w:t>
-      </w:r>
-      <w:proofErr w:type="spellStart"/>
-      <w:r>
-        <w:t>Authentication</w:t>
-      </w:r>
-      <w:proofErr w:type="spellEnd"/>
-      <w:r>
-        <w:t xml:space="preserve"> para permitir a los usuarios</w:t>
-      </w:r>
-      <w:r>
-        <w:t xml:space="preserve"> crear cuentas y hacer </w:t>
-      </w:r>
-      <w:proofErr w:type="spellStart"/>
-      <w:r>
-        <w:t>login</w:t>
-      </w:r>
-      <w:proofErr w:type="spellEnd"/>
-      <w:r>
-        <w:t>.</w:t>
-      </w:r>
-    </w:p>
-    <w:p>
-      <w:r>
-        <w:t xml:space="preserve">6. Implementar un sistema de guardado y carga en </w:t>
-      </w:r>
-      <w:proofErr w:type="spellStart"/>
-      <w:r>
-        <w:t>Firebase</w:t>
-      </w:r>
-      <w:proofErr w:type="spellEnd"/>
-      <w:r>
-        <w:t xml:space="preserve"> </w:t>
-      </w:r>
-      <w:proofErr w:type="spellStart"/>
-      <w:r>
-        <w:t>Firestore</w:t>
-      </w:r>
-      <w:proofErr w:type="spellEnd"/>
-      <w:r>
-        <w:t xml:space="preserve"> que almacene el estado del jugador y del mundo.</w:t>
-      </w:r>
-    </w:p>
-    <w:p>
-      <w:r>
-        <w:t xml:space="preserve">7. Asegurar el cumplimiento de todos los requisitos (funcionales, no funcionales y de interfaz) </w:t>
-      </w:r>
-      <w:proofErr w:type="spellStart"/>
-      <w:r>
-        <w:t>defiindos</w:t>
-      </w:r>
-      <w:proofErr w:type="spellEnd"/>
-      <w:r>
-        <w:t>.</w:t>
+        <w:t>3. Construir un nivel de juego funcional utilizando el sistema 2D Tilemap de Unity, con salas interconectadas.</w:t>
+      </w:r>
+    </w:p>
+    <w:p>
+      <w:r>
+        <w:t>4. Desarrollar el flujo completo de la interfaz de usuario (menú, pausa, game over, HUD…).</w:t>
+      </w:r>
+    </w:p>
+    <w:p>
+      <w:r>
+        <w:t>5. Integrar Firebase Authentication para permitir a los usuarios</w:t>
+      </w:r>
+      <w:r>
+        <w:t xml:space="preserve"> crear cuentas y hacer login.</w:t>
+      </w:r>
+    </w:p>
+    <w:p>
+      <w:r>
+        <w:t>6. Implementar un sistema de guardado y carga en Firebase Firestore que almacene el estado del jugador y del mundo.</w:t>
+      </w:r>
+    </w:p>
+    <w:p>
+      <w:r>
+        <w:t>7. Asegurar el cumplimiento de todos los requisitos (funcionales, no funcionales y de interfaz) defiindos.</w:t>
       </w:r>
     </w:p>
     <w:p>
@@ -3195,23 +2632,7 @@
         </w:numPr>
       </w:pPr>
       <w:r>
-        <w:t>RF-01: El usuario debe poder crear una cuenta y autenticarse en el sistema (</w:t>
-      </w:r>
-      <w:proofErr w:type="spellStart"/>
-      <w:r>
-        <w:t>Firebase</w:t>
-      </w:r>
-      <w:proofErr w:type="spellEnd"/>
-      <w:r>
-        <w:t xml:space="preserve"> </w:t>
-      </w:r>
-      <w:proofErr w:type="spellStart"/>
-      <w:r>
-        <w:t>Auth</w:t>
-      </w:r>
-      <w:proofErr w:type="spellEnd"/>
-      <w:r>
-        <w:t>).</w:t>
+        <w:t>RF-01: El usuario debe poder crear una cuenta y autenticarse en el sistema (Firebase Auth).</w:t>
       </w:r>
     </w:p>
     <w:p>
@@ -3235,15 +2656,7 @@
         </w:numPr>
       </w:pPr>
       <w:r>
-        <w:t xml:space="preserve">RF-03: El sistema deberá permitir cargar una partida guardada </w:t>
-      </w:r>
-      <w:proofErr w:type="spellStart"/>
-      <w:r>
-        <w:t>previemante</w:t>
-      </w:r>
-      <w:proofErr w:type="spellEnd"/>
-      <w:r>
-        <w:t>.</w:t>
+        <w:t>RF-03: El sistema deberá permitir cargar una partida guardada previemante.</w:t>
       </w:r>
     </w:p>
     <w:p>
@@ -3291,23 +2704,7 @@
         </w:numPr>
       </w:pPr>
       <w:r>
-        <w:t>RF-07: El jugador deberá morir y ver una pantalla de “</w:t>
-      </w:r>
-      <w:proofErr w:type="spellStart"/>
-      <w:r>
-        <w:t>Game</w:t>
-      </w:r>
-      <w:proofErr w:type="spellEnd"/>
-      <w:r>
-        <w:t xml:space="preserve"> </w:t>
-      </w:r>
-      <w:proofErr w:type="spellStart"/>
-      <w:r>
-        <w:t>Over</w:t>
-      </w:r>
-      <w:proofErr w:type="spellEnd"/>
-      <w:r>
-        <w:t>” cuando su vida llegue a 0.</w:t>
+        <w:t>RF-07: El jugador deberá morir y ver una pantalla de “Game Over” cuando su vida llegue a 0.</w:t>
       </w:r>
     </w:p>
     <w:p>
@@ -3558,43 +2955,19 @@
         </w:numPr>
       </w:pPr>
       <w:r>
-        <w:t>RI-04: La pantalla “</w:t>
-      </w:r>
-      <w:proofErr w:type="spellStart"/>
-      <w:r>
-        <w:t>Game</w:t>
-      </w:r>
-      <w:proofErr w:type="spellEnd"/>
-      <w:r>
-        <w:t xml:space="preserve"> </w:t>
-      </w:r>
-      <w:proofErr w:type="spellStart"/>
-      <w:r>
-        <w:t>Over</w:t>
-      </w:r>
-      <w:proofErr w:type="spellEnd"/>
-      <w:r>
-        <w:t>” deberá mostrar las opciones “Cargar Último Guardado” y “Volver al Menú”.</w:t>
-      </w:r>
-    </w:p>
-    <w:p>
-      <w:pPr>
-        <w:pStyle w:val="Prrafodelista"/>
-        <w:numPr>
-          <w:ilvl w:val="0"/>
-          <w:numId w:val="3"/>
-        </w:numPr>
-      </w:pPr>
-      <w:r>
-        <w:t xml:space="preserve">RI-06: El juego deberá mostrar pantallas de </w:t>
-      </w:r>
-      <w:proofErr w:type="spellStart"/>
-      <w:r>
-        <w:t>Login</w:t>
-      </w:r>
-      <w:proofErr w:type="spellEnd"/>
-      <w:r>
-        <w:t xml:space="preserve"> y Registro antes del menú.</w:t>
+        <w:t>RI-04: La pantalla “Game Over” deberá mostrar las opciones “Cargar Último Guardado” y “Volver al Menú”.</w:t>
+      </w:r>
+    </w:p>
+    <w:p>
+      <w:pPr>
+        <w:pStyle w:val="Prrafodelista"/>
+        <w:numPr>
+          <w:ilvl w:val="0"/>
+          <w:numId w:val="3"/>
+        </w:numPr>
+      </w:pPr>
+      <w:r>
+        <w:t>RI-06: El juego deberá mostrar pantallas de Login y Registro antes del menú.</w:t>
       </w:r>
     </w:p>
     <w:p/>
@@ -3650,34 +3023,10 @@
         </w:numPr>
       </w:pPr>
       <w:r>
-        <w:t xml:space="preserve">Descripción: El jugador inicia el juego. Se le presenta una pantalla de </w:t>
-      </w:r>
-      <w:proofErr w:type="spellStart"/>
-      <w:r>
-        <w:t>Login</w:t>
-      </w:r>
-      <w:proofErr w:type="spellEnd"/>
-      <w:r>
-        <w:t>. Si no tiene cuenta, puede ir a Registro, ingresar un email y contraseña, y crear una cuenta</w:t>
-      </w:r>
-      <w:r>
-        <w:t xml:space="preserve"> (</w:t>
-      </w:r>
-      <w:proofErr w:type="spellStart"/>
-      <w:r>
-        <w:t>Firebase</w:t>
-      </w:r>
-      <w:proofErr w:type="spellEnd"/>
-      <w:r>
-        <w:t xml:space="preserve"> </w:t>
-      </w:r>
-      <w:proofErr w:type="spellStart"/>
-      <w:r>
-        <w:t>Auth</w:t>
-      </w:r>
-      <w:proofErr w:type="spellEnd"/>
-      <w:r>
-        <w:t>). Si ya tiene cuenta, ingresa sus credenciales y accede al menú principal.</w:t>
+        <w:t>Descripción: El jugador inicia el juego. Se le presenta una pantalla de Login. Si no tiene cuenta, puede ir a Registro, ingresar un email y contraseña, y crear una cuenta</w:t>
+      </w:r>
+      <w:r>
+        <w:t xml:space="preserve"> (Firebase Auth). Si ya tiene cuenta, ingresa sus credenciales y accede al menú principal.</w:t>
       </w:r>
     </w:p>
     <w:p/>
@@ -3788,15 +3137,7 @@
         </w:numPr>
       </w:pPr>
       <w:r>
-        <w:t xml:space="preserve">Descripción: El jugador derrota a todos los enemigos de una sala y aparece un cofre. El jugador interactúa con el cofre. El cofre se abre (y su estado se marca como “abierto”), y un ítem (ej. una </w:t>
-      </w:r>
-      <w:proofErr w:type="spellStart"/>
-      <w:r>
-        <w:t>poción</w:t>
-      </w:r>
-      <w:proofErr w:type="spellEnd"/>
-      <w:r>
-        <w:t>) se añade al inventario del jugador.</w:t>
+        <w:t>Descripción: El jugador derrota a todos los enemigos de una sala y aparece un cofre. El jugador interactúa con el cofre. El cofre se abre (y su estado se marca como “abierto”), y un ítem (ej. una poción) se añade al inventario del jugador.</w:t>
       </w:r>
     </w:p>
     <w:p/>
@@ -3833,44 +3174,20 @@
         </w:numPr>
       </w:pPr>
       <w:r>
-        <w:t xml:space="preserve">Descripción: El jugador abre el menú de pausa y selecciona “Guardar Partida”. El sistema recompila el estado actual (posición, vida, inventario del jugador, estado de enemigos y cofres) y lo envía a la base de datos </w:t>
-      </w:r>
-      <w:proofErr w:type="spellStart"/>
-      <w:r>
-        <w:t>Firestore</w:t>
-      </w:r>
-      <w:proofErr w:type="spellEnd"/>
-      <w:r>
-        <w:t xml:space="preserve">, asociándolo al </w:t>
-      </w:r>
-      <w:proofErr w:type="spellStart"/>
-      <w:r>
-        <w:t>userId</w:t>
-      </w:r>
-      <w:proofErr w:type="spellEnd"/>
-      <w:r>
-        <w:t xml:space="preserve"> del jugador autenticado.</w:t>
-      </w:r>
-    </w:p>
-    <w:p/>
-    <w:p>
-      <w:pPr>
-        <w:pStyle w:val="Prrafodelista"/>
-        <w:numPr>
-          <w:ilvl w:val="0"/>
-          <w:numId w:val="3"/>
-        </w:numPr>
-      </w:pPr>
-      <w:r>
-        <w:t xml:space="preserve">CU-06: Gestión de Datos (Rol </w:t>
-      </w:r>
-      <w:proofErr w:type="spellStart"/>
-      <w:r>
-        <w:t>Admin</w:t>
-      </w:r>
-      <w:proofErr w:type="spellEnd"/>
-      <w:r>
-        <w:t>)</w:t>
+        <w:t>Descripción: El jugador abre el menú de pausa y selecciona “Guardar Partida”. El sistema recompila el estado actual (posición, vida, inventario del jugador, estado de enemigos y cofres) y lo envía a la base de datos Firestore, asociándolo al userId del jugador autenticado.</w:t>
+      </w:r>
+    </w:p>
+    <w:p/>
+    <w:p>
+      <w:pPr>
+        <w:pStyle w:val="Prrafodelista"/>
+        <w:numPr>
+          <w:ilvl w:val="0"/>
+          <w:numId w:val="3"/>
+        </w:numPr>
+      </w:pPr>
+      <w:r>
+        <w:t>CU-06: Gestión de Datos (Rol Admin)</w:t>
       </w:r>
     </w:p>
     <w:p>
@@ -3894,31 +3211,7 @@
         </w:numPr>
       </w:pPr>
       <w:r>
-        <w:t xml:space="preserve">Descripción: El administrador podrá acceder a la consola web de </w:t>
-      </w:r>
-      <w:proofErr w:type="spellStart"/>
-      <w:r>
-        <w:t>Firebase</w:t>
-      </w:r>
-      <w:proofErr w:type="spellEnd"/>
-      <w:r>
-        <w:t>. Navegar a la colección de “</w:t>
-      </w:r>
-      <w:proofErr w:type="spellStart"/>
-      <w:r>
-        <w:t>partidasGuardadas</w:t>
-      </w:r>
-      <w:proofErr w:type="spellEnd"/>
-      <w:r>
-        <w:t xml:space="preserve">”. Puede visualizar los documentos JSON de las partidas, editarlos manualmente (ej. para dar un ítem a un jugador) o eliminarlos (ej. resetear el progreso de un </w:t>
-      </w:r>
-      <w:proofErr w:type="spellStart"/>
-      <w:r>
-        <w:t>juagador</w:t>
-      </w:r>
-      <w:proofErr w:type="spellEnd"/>
-      <w:r>
-        <w:t xml:space="preserve"> de prueba).</w:t>
+        <w:t>Descripción: El administrador podrá acceder a la consola web de Firebase. Navegar a la colección de “partidasGuardadas”. Puede visualizar los documentos JSON de las partidas, editarlos manualmente (ej. para dar un ítem a un jugador) o eliminarlos (ej. resetear el progreso de un juagador de prueba).</w:t>
       </w:r>
     </w:p>
     <w:p/>
@@ -3933,54 +3226,14 @@
       </w:r>
       <w:bookmarkStart w:id="13" w:name="_Toc212113881"/>
       <w:r>
-        <w:t>8. Modelo y Diseño de Base de Datos (</w:t>
-      </w:r>
-      <w:proofErr w:type="spellStart"/>
-      <w:r>
-        <w:t>Firebase</w:t>
-      </w:r>
-      <w:proofErr w:type="spellEnd"/>
-      <w:r>
-        <w:t xml:space="preserve"> </w:t>
-      </w:r>
-      <w:proofErr w:type="spellStart"/>
-      <w:r>
-        <w:t>Firestore</w:t>
-      </w:r>
-      <w:proofErr w:type="spellEnd"/>
-      <w:r>
-        <w:t>)</w:t>
+        <w:t>8. Modelo y Diseño de Base de Datos (Firebase Firestore)</w:t>
       </w:r>
       <w:bookmarkEnd w:id="13"/>
     </w:p>
     <w:p/>
     <w:p>
       <w:r>
-        <w:t>Se utilizará una base de datos NoSQL (</w:t>
-      </w:r>
-      <w:proofErr w:type="spellStart"/>
-      <w:r>
-        <w:t>Firestore</w:t>
-      </w:r>
-      <w:proofErr w:type="spellEnd"/>
-      <w:r>
-        <w:t xml:space="preserve">) debido a su flexibilidad y perfecta integración con Unity y </w:t>
-      </w:r>
-      <w:proofErr w:type="spellStart"/>
-      <w:r>
-        <w:t>Firebase</w:t>
-      </w:r>
-      <w:proofErr w:type="spellEnd"/>
-      <w:r>
-        <w:t xml:space="preserve"> </w:t>
-      </w:r>
-      <w:proofErr w:type="spellStart"/>
-      <w:r>
-        <w:t>Auth</w:t>
-      </w:r>
-      <w:proofErr w:type="spellEnd"/>
-      <w:r>
-        <w:t>. La estructura de datos principal estará organizada en colecciones.</w:t>
+        <w:t>Se utilizará una base de datos NoSQL (Firestore) debido a su flexibilidad y perfecta integración con Unity y Firebase Auth. La estructura de datos principal estará organizada en colecciones.</w:t>
       </w:r>
     </w:p>
     <w:p>
@@ -4010,23 +3263,7 @@
         </w:numPr>
       </w:pPr>
       <w:r>
-        <w:t xml:space="preserve">Almacena información pública o de perfil de los usuarios. Se creará automáticamente un documento por cada usuario que se registre en </w:t>
-      </w:r>
-      <w:proofErr w:type="spellStart"/>
-      <w:r>
-        <w:t>Firebase</w:t>
-      </w:r>
-      <w:proofErr w:type="spellEnd"/>
-      <w:r>
-        <w:t xml:space="preserve"> </w:t>
-      </w:r>
-      <w:proofErr w:type="spellStart"/>
-      <w:r>
-        <w:t>Auth</w:t>
-      </w:r>
-      <w:proofErr w:type="spellEnd"/>
-      <w:r>
-        <w:t>. Usando su UID como ID del documento.</w:t>
+        <w:t>Almacena información pública o de perfil de los usuarios. Se creará automáticamente un documento por cada usuario que se registre en Firebase Auth. Usando su UID como ID del documento.</w:t>
       </w:r>
     </w:p>
     <w:p>
@@ -4043,11 +3280,9 @@
       <w:r>
         <w:t>/{</w:t>
       </w:r>
-      <w:proofErr w:type="spellStart"/>
       <w:r>
         <w:t>idUsuario</w:t>
       </w:r>
-      <w:proofErr w:type="spellEnd"/>
       <w:r>
         <w:t>}</w:t>
       </w:r>
@@ -4061,26 +3296,8 @@
         </w:numPr>
       </w:pPr>
       <w:r>
-        <w:t>email: (</w:t>
-      </w:r>
-      <w:proofErr w:type="spellStart"/>
-      <w:r>
-        <w:t>String</w:t>
-      </w:r>
-      <w:proofErr w:type="spellEnd"/>
-      <w:r>
-        <w:t xml:space="preserve">) </w:t>
-      </w:r>
-      <w:proofErr w:type="spellStart"/>
-      <w:r>
-        <w:t>adrian@</w:t>
-      </w:r>
-      <w:proofErr w:type="gramStart"/>
-      <w:r>
-        <w:t>gmail,com</w:t>
-      </w:r>
-      <w:proofErr w:type="spellEnd"/>
-      <w:proofErr w:type="gramEnd"/>
+        <w:t>email: (String) adrian@gmail,com</w:t>
+      </w:r>
     </w:p>
     <w:p>
       <w:pPr>
@@ -4090,21 +3307,11 @@
           <w:numId w:val="3"/>
         </w:numPr>
       </w:pPr>
-      <w:proofErr w:type="spellStart"/>
       <w:r>
         <w:t>nombreUsuario</w:t>
       </w:r>
-      <w:proofErr w:type="spellEnd"/>
-      <w:r>
-        <w:t>: (</w:t>
-      </w:r>
-      <w:proofErr w:type="spellStart"/>
-      <w:r>
-        <w:t>String</w:t>
-      </w:r>
-      <w:proofErr w:type="spellEnd"/>
-      <w:r>
-        <w:t>) “Adri”</w:t>
+      <w:r>
+        <w:t>: (String) “Adri”</w:t>
       </w:r>
     </w:p>
     <w:p>
@@ -4115,21 +3322,11 @@
           <w:numId w:val="3"/>
         </w:numPr>
       </w:pPr>
-      <w:proofErr w:type="spellStart"/>
       <w:r>
         <w:t>fechaCreacion</w:t>
       </w:r>
-      <w:proofErr w:type="spellEnd"/>
-      <w:r>
-        <w:t>: (</w:t>
-      </w:r>
-      <w:proofErr w:type="spellStart"/>
-      <w:r>
-        <w:t>Timestamp</w:t>
-      </w:r>
-      <w:proofErr w:type="spellEnd"/>
-      <w:r>
-        <w:t>) Fecha de creación de la cuenta.</w:t>
+      <w:r>
+        <w:t>: (Timestamp) Fecha de creación de la cuenta.</w:t>
       </w:r>
     </w:p>
     <w:p>
@@ -4140,29 +3337,11 @@
           <w:numId w:val="3"/>
         </w:numPr>
       </w:pPr>
-      <w:proofErr w:type="spellStart"/>
       <w:r>
         <w:t>esAdmin</w:t>
       </w:r>
-      <w:proofErr w:type="spellEnd"/>
-      <w:r>
-        <w:t>: (</w:t>
-      </w:r>
-      <w:proofErr w:type="spellStart"/>
-      <w:r>
-        <w:t>Boolean</w:t>
-      </w:r>
-      <w:proofErr w:type="spellEnd"/>
-      <w:r>
-        <w:t xml:space="preserve">) false (Este campo permitirá dar roles de </w:t>
-      </w:r>
-      <w:proofErr w:type="spellStart"/>
-      <w:r>
-        <w:t>admin</w:t>
-      </w:r>
-      <w:proofErr w:type="spellEnd"/>
-      <w:r>
-        <w:t xml:space="preserve"> si el juego lo necesitara, aunque el requisito se cumple con la consola.</w:t>
+      <w:r>
+        <w:t>: (Boolean) false (Este campo permitirá dar roles de admin si el juego lo necesitara, aunque el requisito se cumple con la consola.</w:t>
       </w:r>
     </w:p>
     <w:p/>
@@ -4177,11 +3356,9 @@
       <w:r>
         <w:t xml:space="preserve">Colección: </w:t>
       </w:r>
-      <w:proofErr w:type="spellStart"/>
       <w:r>
         <w:t>partidasGuardadas</w:t>
       </w:r>
-      <w:proofErr w:type="spellEnd"/>
     </w:p>
     <w:p>
       <w:pPr>
@@ -4203,19 +3380,15 @@
           <w:numId w:val="3"/>
         </w:numPr>
       </w:pPr>
-      <w:proofErr w:type="spellStart"/>
       <w:r>
         <w:t>partidasGuardadas</w:t>
       </w:r>
-      <w:proofErr w:type="spellEnd"/>
       <w:r>
         <w:t>/{</w:t>
       </w:r>
-      <w:proofErr w:type="spellStart"/>
       <w:r>
         <w:t>idUsuario</w:t>
       </w:r>
-      <w:proofErr w:type="spellEnd"/>
       <w:r>
         <w:t>}</w:t>
       </w:r>
@@ -4228,32 +3401,11 @@
           <w:numId w:val="3"/>
         </w:numPr>
       </w:pPr>
-      <w:proofErr w:type="spellStart"/>
       <w:r>
         <w:t>idUsuario</w:t>
       </w:r>
-      <w:proofErr w:type="spellEnd"/>
-      <w:r>
-        <w:t>: (</w:t>
-      </w:r>
-      <w:proofErr w:type="spellStart"/>
-      <w:r>
-        <w:t>String</w:t>
-      </w:r>
-      <w:proofErr w:type="spellEnd"/>
-      <w:r>
-        <w:t xml:space="preserve">) </w:t>
-      </w:r>
-      <w:r>
-        <w:t>“</w:t>
-      </w:r>
-      <w:proofErr w:type="spellStart"/>
-      <w:r>
-        <w:t>uid_usuario_propietario</w:t>
-      </w:r>
-      <w:proofErr w:type="spellEnd"/>
-      <w:r>
-        <w:t>” (Referencia al documento en la colección “</w:t>
+      <w:r>
+        <w:t>: (String) “uid_usuario_propietario” (Referencia al documento en la colección “</w:t>
       </w:r>
       <w:r>
         <w:t>usuarios</w:t>
@@ -4270,24 +3422,11 @@
           <w:numId w:val="3"/>
         </w:numPr>
       </w:pPr>
-      <w:proofErr w:type="spellStart"/>
       <w:r>
         <w:t>ultimaActualizacion</w:t>
       </w:r>
-      <w:proofErr w:type="spellEnd"/>
-      <w:r>
-        <w:t>: (</w:t>
-      </w:r>
-      <w:proofErr w:type="spellStart"/>
-      <w:r>
-        <w:t>Timestamp</w:t>
-      </w:r>
-      <w:proofErr w:type="spellEnd"/>
-      <w:r>
-        <w:t xml:space="preserve">) </w:t>
-      </w:r>
-      <w:r>
-        <w:t>Fecha y hora del guardado.</w:t>
+      <w:r>
+        <w:t>: (Timestamp) Fecha y hora del guardado.</w:t>
       </w:r>
     </w:p>
     <w:p>
@@ -4298,21 +3437,11 @@
           <w:numId w:val="3"/>
         </w:numPr>
       </w:pPr>
-      <w:proofErr w:type="spellStart"/>
       <w:r>
         <w:t>nombrePartida</w:t>
       </w:r>
-      <w:proofErr w:type="spellEnd"/>
-      <w:r>
-        <w:t>: (</w:t>
-      </w:r>
-      <w:proofErr w:type="spellStart"/>
-      <w:r>
-        <w:t>String</w:t>
-      </w:r>
-      <w:proofErr w:type="spellEnd"/>
-      <w:r>
-        <w:t>) “</w:t>
+      <w:r>
+        <w:t>: (String) “</w:t>
       </w:r>
       <w:r>
         <w:t>Mazmorra</w:t>
@@ -4329,21 +3458,11 @@
           <w:numId w:val="3"/>
         </w:numPr>
       </w:pPr>
-      <w:proofErr w:type="spellStart"/>
       <w:r>
         <w:t>datosJugador</w:t>
       </w:r>
-      <w:proofErr w:type="spellEnd"/>
-      <w:r>
-        <w:t>: (</w:t>
-      </w:r>
-      <w:proofErr w:type="spellStart"/>
-      <w:r>
-        <w:t>Map</w:t>
-      </w:r>
-      <w:proofErr w:type="spellEnd"/>
-      <w:r>
-        <w:t>)</w:t>
+      <w:r>
+        <w:t>: (Map)</w:t>
       </w:r>
     </w:p>
     <w:p>
@@ -4358,15 +3477,7 @@
         <w:t>vida</w:t>
       </w:r>
       <w:r>
-        <w:t>: (</w:t>
-      </w:r>
-      <w:proofErr w:type="spellStart"/>
-      <w:r>
-        <w:t>Number</w:t>
-      </w:r>
-      <w:proofErr w:type="spellEnd"/>
-      <w:r>
-        <w:t xml:space="preserve">) </w:t>
+        <w:t xml:space="preserve">: (Number) </w:t>
       </w:r>
       <w:r>
         <w:t>3</w:t>
@@ -4380,21 +3491,8 @@
           <w:numId w:val="3"/>
         </w:numPr>
       </w:pPr>
-      <w:proofErr w:type="spellStart"/>
-      <w:r>
-        <w:t>vidaMaxima</w:t>
-      </w:r>
-      <w:proofErr w:type="spellEnd"/>
-      <w:r>
-        <w:t>: (</w:t>
-      </w:r>
-      <w:proofErr w:type="spellStart"/>
-      <w:r>
-        <w:t>Number</w:t>
-      </w:r>
-      <w:proofErr w:type="spellEnd"/>
-      <w:r>
-        <w:t>) 3</w:t>
+      <w:r>
+        <w:t>vidaMaxima: (Number) 3</w:t>
       </w:r>
     </w:p>
     <w:p>
@@ -4405,21 +3503,8 @@
           <w:numId w:val="3"/>
         </w:numPr>
       </w:pPr>
-      <w:proofErr w:type="spellStart"/>
-      <w:r>
-        <w:t>posX</w:t>
-      </w:r>
-      <w:proofErr w:type="spellEnd"/>
-      <w:r>
-        <w:t>: (</w:t>
-      </w:r>
-      <w:proofErr w:type="spellStart"/>
-      <w:r>
-        <w:t>Number</w:t>
-      </w:r>
-      <w:proofErr w:type="spellEnd"/>
-      <w:r>
-        <w:t>) 15</w:t>
+      <w:r>
+        <w:t>posX: (Number) 15</w:t>
       </w:r>
     </w:p>
     <w:p>
@@ -4430,21 +3515,8 @@
           <w:numId w:val="3"/>
         </w:numPr>
       </w:pPr>
-      <w:proofErr w:type="spellStart"/>
-      <w:r>
-        <w:t>poxY</w:t>
-      </w:r>
-      <w:proofErr w:type="spellEnd"/>
-      <w:r>
-        <w:t>: (</w:t>
-      </w:r>
-      <w:proofErr w:type="spellStart"/>
-      <w:r>
-        <w:t>Number</w:t>
-      </w:r>
-      <w:proofErr w:type="spellEnd"/>
-      <w:r>
-        <w:t>) -5</w:t>
+      <w:r>
+        <w:t>poxY: (Number) -5</w:t>
       </w:r>
     </w:p>
     <w:p>
@@ -4455,27 +3527,8 @@
           <w:numId w:val="3"/>
         </w:numPr>
       </w:pPr>
-      <w:proofErr w:type="spellStart"/>
-      <w:r>
-        <w:t>nombreEscena</w:t>
-      </w:r>
-      <w:proofErr w:type="spellEnd"/>
-      <w:r>
-        <w:t>: (</w:t>
-      </w:r>
-      <w:proofErr w:type="spellStart"/>
-      <w:r>
-        <w:t>String</w:t>
-      </w:r>
-      <w:proofErr w:type="spellEnd"/>
-      <w:r>
-        <w:t>) “Nivel_Mazmorra_</w:t>
-      </w:r>
-      <w:r>
-        <w:t>1</w:t>
-      </w:r>
-      <w:r>
-        <w:t>”</w:t>
+      <w:r>
+        <w:t>nombreEscena: (String) “Nivel_Mazmorra_1”</w:t>
       </w:r>
     </w:p>
     <w:p>
@@ -4486,19 +3539,9 @@
           <w:numId w:val="3"/>
         </w:numPr>
       </w:pPr>
-      <w:proofErr w:type="spellStart"/>
-      <w:r>
-        <w:t>datosInventario</w:t>
-      </w:r>
-      <w:proofErr w:type="spellEnd"/>
-      <w:r>
-        <w:t>: (</w:t>
-      </w:r>
-      <w:proofErr w:type="spellStart"/>
-      <w:r>
-        <w:t>Map</w:t>
-      </w:r>
-      <w:proofErr w:type="spellEnd"/>
+      <w:r>
+        <w:t>datosInventario: (Map</w:t>
+      </w:r>
     </w:p>
     <w:p>
       <w:pPr>
@@ -4509,15 +3552,7 @@
         </w:numPr>
       </w:pPr>
       <w:r>
-        <w:t>monedas: (</w:t>
-      </w:r>
-      <w:proofErr w:type="spellStart"/>
-      <w:r>
-        <w:t>Number</w:t>
-      </w:r>
-      <w:proofErr w:type="spellEnd"/>
-      <w:r>
-        <w:t>) 100</w:t>
+        <w:t>monedas: (Number) 100</w:t>
       </w:r>
     </w:p>
     <w:p>
@@ -4529,15 +3564,7 @@
         </w:numPr>
       </w:pPr>
       <w:r>
-        <w:t>llaves: (</w:t>
-      </w:r>
-      <w:proofErr w:type="spellStart"/>
-      <w:r>
-        <w:t>Number</w:t>
-      </w:r>
-      <w:proofErr w:type="spellEnd"/>
-      <w:r>
-        <w:t>) 10</w:t>
+        <w:t>llaves: (Number) 10</w:t>
       </w:r>
     </w:p>
     <w:p>
@@ -4549,15 +3576,7 @@
         </w:numPr>
       </w:pPr>
       <w:r>
-        <w:t>pociones: (</w:t>
-      </w:r>
-      <w:proofErr w:type="spellStart"/>
-      <w:r>
-        <w:t>Number</w:t>
-      </w:r>
-      <w:proofErr w:type="spellEnd"/>
-      <w:r>
-        <w:t>) 2</w:t>
+        <w:t>pociones: (Number) 2</w:t>
       </w:r>
     </w:p>
     <w:p>
@@ -4568,21 +3587,8 @@
           <w:numId w:val="3"/>
         </w:numPr>
       </w:pPr>
-      <w:proofErr w:type="spellStart"/>
-      <w:r>
-        <w:t>estadoMundo</w:t>
-      </w:r>
-      <w:proofErr w:type="spellEnd"/>
-      <w:r>
-        <w:t>: (</w:t>
-      </w:r>
-      <w:proofErr w:type="spellStart"/>
-      <w:r>
-        <w:t>Map</w:t>
-      </w:r>
-      <w:proofErr w:type="spellEnd"/>
-      <w:r>
-        <w:t>)</w:t>
+      <w:r>
+        <w:t>estadoMundo: (Map)</w:t>
       </w:r>
     </w:p>
     <w:p>
@@ -4593,29 +3599,8 @@
           <w:numId w:val="3"/>
         </w:numPr>
       </w:pPr>
-      <w:proofErr w:type="spellStart"/>
-      <w:r>
-        <w:t>enemigosElinimados</w:t>
-      </w:r>
-      <w:proofErr w:type="spellEnd"/>
-      <w:r>
-        <w:t>: (Array&lt;</w:t>
-      </w:r>
-      <w:proofErr w:type="spellStart"/>
-      <w:r>
-        <w:t>String</w:t>
-      </w:r>
-      <w:proofErr w:type="spellEnd"/>
-      <w:r>
-        <w:t xml:space="preserve">&gt;) [“id_enemigo01”, “id_enemigo_02”] (Almacena los </w:t>
-      </w:r>
-      <w:proofErr w:type="spellStart"/>
-      <w:r>
-        <w:t>IDs</w:t>
-      </w:r>
-      <w:proofErr w:type="spellEnd"/>
-      <w:r>
-        <w:t xml:space="preserve"> de los enemigos ya derrotados.</w:t>
+      <w:r>
+        <w:t>enemigosElinimados: (Array&lt;String&gt;) [“id_enemigo01”, “id_enemigo_02”] (Almacena los IDs de los enemigos ya derrotados.</w:t>
       </w:r>
     </w:p>
     <w:p>
@@ -4626,29 +3611,8 @@
           <w:numId w:val="3"/>
         </w:numPr>
       </w:pPr>
-      <w:proofErr w:type="spellStart"/>
-      <w:r>
-        <w:t>cofresAbiertos</w:t>
-      </w:r>
-      <w:proofErr w:type="spellEnd"/>
-      <w:r>
-        <w:t>: (Array&lt;</w:t>
-      </w:r>
-      <w:proofErr w:type="spellStart"/>
-      <w:r>
-        <w:t>String</w:t>
-      </w:r>
-      <w:proofErr w:type="spellEnd"/>
-      <w:r>
-        <w:t xml:space="preserve">&gt;) [id_cofre_01”] (Almacena los </w:t>
-      </w:r>
-      <w:proofErr w:type="spellStart"/>
-      <w:r>
-        <w:t>IDs</w:t>
-      </w:r>
-      <w:proofErr w:type="spellEnd"/>
-      <w:r>
-        <w:t xml:space="preserve"> de los cofres ya abiertos).</w:t>
+      <w:r>
+        <w:t>cofresAbiertos: (Array&lt;String&gt;) [id_cofre_01”] (Almacena los IDs de los cofres ya abiertos).</w:t>
       </w:r>
     </w:p>
     <w:p/>
@@ -4685,38 +3649,7 @@
     <w:p>
       <w:r>
         <w:br/>
-      </w:r>
-      <w:proofErr w:type="spellStart"/>
-      <w:r>
-        <w:t>Dungeon</w:t>
-      </w:r>
-      <w:proofErr w:type="spellEnd"/>
-      <w:r>
-        <w:t xml:space="preserve"> </w:t>
-      </w:r>
-      <w:proofErr w:type="spellStart"/>
-      <w:r>
-        <w:t>Fighter</w:t>
-      </w:r>
-      <w:proofErr w:type="spellEnd"/>
-      <w:r>
-        <w:t xml:space="preserve"> es un videojuego 2D que utiliza una perspectiva cenital (top-</w:t>
-      </w:r>
-      <w:proofErr w:type="spellStart"/>
-      <w:r>
-        <w:t>down</w:t>
-      </w:r>
-      <w:proofErr w:type="spellEnd"/>
-      <w:r>
-        <w:t>). Aunque todos los gráficos son “</w:t>
-      </w:r>
-      <w:proofErr w:type="spellStart"/>
-      <w:r>
-        <w:t>sprites</w:t>
-      </w:r>
-      <w:proofErr w:type="spellEnd"/>
-      <w:r>
-        <w:t>” 2D, la vista desde arriba simulará una profundidad (falso 3D), permitiendo al jugador moverse en un plano X-Y mientras percibe la altura de los muros.</w:t>
+        <w:t>Dungeon Fighter es un videojuego 2D que utiliza una perspectiva cenital (top-down). Aunque todos los gráficos son “sprites” 2D, la vista desde arriba simulará una profundidad (falso 3D), permitiendo al jugador moverse en un plano X-Y mientras percibe la altura de los muros.</w:t>
       </w:r>
       <w:r>
         <w:br/>
@@ -4728,18 +3661,13 @@
       </w:pPr>
       <w:bookmarkStart w:id="16" w:name="_Toc212113884"/>
       <w:r>
-        <w:t>9.</w:t>
-      </w:r>
-      <w:r>
-        <w:t>2 Mecánica</w:t>
+        <w:t>9.2 Mecánica</w:t>
       </w:r>
       <w:bookmarkEnd w:id="16"/>
     </w:p>
     <w:p>
       <w:r>
         <w:br/>
-      </w:r>
-      <w:r>
         <w:t>El bucle principal se basará en la exploración y el combate.</w:t>
       </w:r>
     </w:p>
@@ -4824,16 +3752,7 @@
       </w:pPr>
       <w:bookmarkStart w:id="17" w:name="_Toc212113885"/>
       <w:r>
-        <w:t>9.</w:t>
-      </w:r>
-      <w:r>
-        <w:t>3</w:t>
-      </w:r>
-      <w:r>
-        <w:t xml:space="preserve"> </w:t>
-      </w:r>
-      <w:r>
-        <w:t>Contexto</w:t>
+        <w:t>9.3 Contexto</w:t>
       </w:r>
       <w:bookmarkEnd w:id="17"/>
     </w:p>
@@ -4852,16 +3771,7 @@
       </w:pPr>
       <w:bookmarkStart w:id="18" w:name="_Toc212113886"/>
       <w:r>
-        <w:t>9.</w:t>
-      </w:r>
-      <w:r>
-        <w:t>4</w:t>
-      </w:r>
-      <w:r>
-        <w:t xml:space="preserve"> </w:t>
-      </w:r>
-      <w:r>
-        <w:t>El estilo artístico</w:t>
+        <w:t>9.4 El estilo artístico</w:t>
       </w:r>
       <w:bookmarkEnd w:id="18"/>
     </w:p>
@@ -4905,31 +3815,7 @@
         </w:numPr>
       </w:pPr>
       <w:r>
-        <w:t>El género “</w:t>
-      </w:r>
-      <w:proofErr w:type="spellStart"/>
-      <w:r>
-        <w:t>dungeon</w:t>
-      </w:r>
-      <w:proofErr w:type="spellEnd"/>
-      <w:r>
-        <w:t xml:space="preserve"> </w:t>
-      </w:r>
-      <w:proofErr w:type="spellStart"/>
-      <w:r>
-        <w:t>crawler</w:t>
-      </w:r>
-      <w:proofErr w:type="spellEnd"/>
-      <w:r>
-        <w:t>” o “</w:t>
-      </w:r>
-      <w:proofErr w:type="spellStart"/>
-      <w:r>
-        <w:t>roguelite</w:t>
-      </w:r>
-      <w:proofErr w:type="spellEnd"/>
-      <w:r>
-        <w:t>”.</w:t>
+        <w:t>El género “dungeon crawler” o “roguelite”.</w:t>
       </w:r>
     </w:p>
     <w:p>
@@ -5005,6 +3891,7 @@
         <w:docPartUnique/>
       </w:docPartObj>
     </w:sdtPr>
+    <w:sdtEndPr/>
     <w:sdtContent>
       <w:p>
         <w:pPr>
@@ -5077,15 +3964,7 @@
         <w:sz w:val="16"/>
         <w:szCs w:val="16"/>
       </w:rPr>
-      <w:t xml:space="preserve">Realizado por Adrián Rodríguez </w:t>
-    </w:r>
-    <w:proofErr w:type="spellStart"/>
-    <w:r>
-      <w:rPr>
-        <w:sz w:val="16"/>
-        <w:szCs w:val="16"/>
-      </w:rPr>
-      <w:t>Rodr</w:t>
+      <w:t>Realizado por Adrián Rodríguez Rodr</w:t>
     </w:r>
     <w:r>
       <w:rPr>
@@ -5115,7 +3994,6 @@
       </w:rPr>
       <w:t>ez</w:t>
     </w:r>
-    <w:proofErr w:type="spellEnd"/>
     <w:r>
       <w:rPr>
         <w:sz w:val="16"/>
